--- a/Internship/计算机工程学院张树彬教师校外教学指导会议记录.docx
+++ b/Internship/计算机工程学院张树彬教师校外教学指导会议记录.docx
@@ -17,17 +17,17 @@
         <w:tblLook w:val="04A0" w:firstRow="1" w:lastRow="0" w:firstColumn="1" w:lastColumn="0" w:noHBand="0" w:noVBand="1"/>
       </w:tblPr>
       <w:tblGrid>
-        <w:gridCol w:w="1338"/>
-        <w:gridCol w:w="1767"/>
-        <w:gridCol w:w="1337"/>
-        <w:gridCol w:w="1505"/>
-        <w:gridCol w:w="1337"/>
-        <w:gridCol w:w="1012"/>
+        <w:gridCol w:w="1083"/>
+        <w:gridCol w:w="1638"/>
+        <w:gridCol w:w="1314"/>
+        <w:gridCol w:w="1681"/>
+        <w:gridCol w:w="1314"/>
+        <w:gridCol w:w="1266"/>
       </w:tblGrid>
       <w:tr>
         <w:tc>
           <w:tcPr>
-            <w:tcW w:w="806" w:type="pct"/>
+            <w:tcW w:w="653" w:type="pct"/>
             <w:vAlign w:val="center"/>
           </w:tcPr>
           <w:p>
@@ -51,7 +51,7 @@
         </w:tc>
         <w:tc>
           <w:tcPr>
-            <w:tcW w:w="1065" w:type="pct"/>
+            <w:tcW w:w="987" w:type="pct"/>
             <w:vAlign w:val="center"/>
           </w:tcPr>
           <w:p>
@@ -91,7 +91,7 @@
         </w:tc>
         <w:tc>
           <w:tcPr>
-            <w:tcW w:w="806" w:type="pct"/>
+            <w:tcW w:w="792" w:type="pct"/>
             <w:vAlign w:val="center"/>
           </w:tcPr>
           <w:p>
@@ -115,7 +115,7 @@
         </w:tc>
         <w:tc>
           <w:tcPr>
-            <w:tcW w:w="907" w:type="pct"/>
+            <w:tcW w:w="1013" w:type="pct"/>
           </w:tcPr>
           <w:p>
             <w:pPr>
@@ -137,7 +137,7 @@
         </w:tc>
         <w:tc>
           <w:tcPr>
-            <w:tcW w:w="806" w:type="pct"/>
+            <w:tcW w:w="792" w:type="pct"/>
             <w:vAlign w:val="center"/>
           </w:tcPr>
           <w:p>
@@ -161,7 +161,7 @@
         </w:tc>
         <w:tc>
           <w:tcPr>
-            <w:tcW w:w="611" w:type="pct"/>
+            <w:tcW w:w="762" w:type="pct"/>
             <w:vAlign w:val="center"/>
           </w:tcPr>
           <w:p>
@@ -187,7 +187,7 @@
       <w:tr>
         <w:tc>
           <w:tcPr>
-            <w:tcW w:w="806" w:type="pct"/>
+            <w:tcW w:w="653" w:type="pct"/>
             <w:vAlign w:val="center"/>
           </w:tcPr>
           <w:p>
@@ -211,7 +211,7 @@
         </w:tc>
         <w:tc>
           <w:tcPr>
-            <w:tcW w:w="1065" w:type="pct"/>
+            <w:tcW w:w="987" w:type="pct"/>
             <w:vAlign w:val="center"/>
           </w:tcPr>
           <w:p>
@@ -223,11 +223,19 @@
                 <w:szCs w:val="21"/>
               </w:rPr>
             </w:pPr>
+            <w:r>
+              <w:rPr>
+                <w:rFonts w:hint="eastAsia"/>
+                <w:sz w:val="21"/>
+                <w:szCs w:val="21"/>
+              </w:rPr>
+              <w:t>9</w:t>
+            </w:r>
           </w:p>
         </w:tc>
         <w:tc>
           <w:tcPr>
-            <w:tcW w:w="806" w:type="pct"/>
+            <w:tcW w:w="792" w:type="pct"/>
             <w:vAlign w:val="center"/>
           </w:tcPr>
           <w:p>
@@ -251,7 +259,7 @@
         </w:tc>
         <w:tc>
           <w:tcPr>
-            <w:tcW w:w="907" w:type="pct"/>
+            <w:tcW w:w="1013" w:type="pct"/>
           </w:tcPr>
           <w:p>
             <w:pPr>
@@ -261,11 +269,19 @@
                 <w:szCs w:val="21"/>
               </w:rPr>
             </w:pPr>
+            <w:r>
+              <w:rPr>
+                <w:rFonts w:hint="eastAsia"/>
+                <w:sz w:val="21"/>
+                <w:szCs w:val="21"/>
+              </w:rPr>
+              <w:t>5</w:t>
+            </w:r>
           </w:p>
         </w:tc>
         <w:tc>
           <w:tcPr>
-            <w:tcW w:w="806" w:type="pct"/>
+            <w:tcW w:w="792" w:type="pct"/>
             <w:vAlign w:val="center"/>
           </w:tcPr>
           <w:p>
@@ -289,7 +305,7 @@
         </w:tc>
         <w:tc>
           <w:tcPr>
-            <w:tcW w:w="611" w:type="pct"/>
+            <w:tcW w:w="762" w:type="pct"/>
             <w:vAlign w:val="center"/>
           </w:tcPr>
           <w:p>
@@ -301,13 +317,21 @@
                 <w:szCs w:val="21"/>
               </w:rPr>
             </w:pPr>
+            <w:r>
+              <w:rPr>
+                <w:rFonts w:hint="eastAsia"/>
+                <w:sz w:val="21"/>
+                <w:szCs w:val="21"/>
+              </w:rPr>
+              <w:t>4</w:t>
+            </w:r>
           </w:p>
         </w:tc>
       </w:tr>
       <w:tr>
         <w:tc>
           <w:tcPr>
-            <w:tcW w:w="806" w:type="pct"/>
+            <w:tcW w:w="653" w:type="pct"/>
             <w:tcBorders>
               <w:bottom w:val="single" w:sz="4" w:space="0" w:color="auto"/>
             </w:tcBorders>
@@ -334,7 +358,7 @@
         </w:tc>
         <w:tc>
           <w:tcPr>
-            <w:tcW w:w="4194" w:type="pct"/>
+            <w:tcW w:w="4347" w:type="pct"/>
             <w:gridSpan w:val="5"/>
             <w:tcBorders>
               <w:bottom w:val="single" w:sz="4" w:space="0" w:color="auto"/>
@@ -478,7 +502,7 @@
       <w:tr>
         <w:tc>
           <w:tcPr>
-            <w:tcW w:w="806" w:type="pct"/>
+            <w:tcW w:w="653" w:type="pct"/>
             <w:tcBorders>
               <w:bottom w:val="single" w:sz="4" w:space="0" w:color="auto"/>
             </w:tcBorders>
@@ -505,7 +529,7 @@
         </w:tc>
         <w:tc>
           <w:tcPr>
-            <w:tcW w:w="4194" w:type="pct"/>
+            <w:tcW w:w="4347" w:type="pct"/>
             <w:gridSpan w:val="5"/>
             <w:tcBorders>
               <w:bottom w:val="single" w:sz="4" w:space="0" w:color="auto"/>
@@ -514,18 +538,73 @@
           <w:p>
             <w:pPr>
               <w:spacing w:beforeLines="50" w:before="156" w:afterLines="50" w:after="156"/>
-              <w:rPr>
-                <w:sz w:val="21"/>
-                <w:szCs w:val="21"/>
-              </w:rPr>
-            </w:pPr>
+              <w:jc w:val="center"/>
+              <w:rPr>
+                <w:sz w:val="21"/>
+                <w:szCs w:val="21"/>
+              </w:rPr>
+            </w:pPr>
+            <w:r>
+              <w:rPr>
+                <w:rFonts w:hint="eastAsia"/>
+                <w:noProof/>
+              </w:rPr>
+              <w:drawing>
+                <wp:inline distT="0" distB="0" distL="0" distR="0" wp14:anchorId="1907198A" wp14:editId="6B8C9711">
+                  <wp:extent cx="4320000" cy="3240264"/>
+                  <wp:effectExtent l="0" t="0" r="4445" b="0"/>
+                  <wp:docPr id="1267172196" name="图片 1"/>
+                  <wp:cNvGraphicFramePr>
+                    <a:graphicFrameLocks xmlns:a="http://schemas.openxmlformats.org/drawingml/2006/main" noChangeAspect="1"/>
+                  </wp:cNvGraphicFramePr>
+                  <a:graphic xmlns:a="http://schemas.openxmlformats.org/drawingml/2006/main">
+                    <a:graphicData uri="http://schemas.openxmlformats.org/drawingml/2006/picture">
+                      <pic:pic xmlns:pic="http://schemas.openxmlformats.org/drawingml/2006/picture">
+                        <pic:nvPicPr>
+                          <pic:cNvPr id="0" name="Picture 1"/>
+                          <pic:cNvPicPr>
+                            <a:picLocks noChangeAspect="1" noChangeArrowheads="1"/>
+                          </pic:cNvPicPr>
+                        </pic:nvPicPr>
+                        <pic:blipFill>
+                          <a:blip r:embed="rId7" cstate="print">
+                            <a:extLst>
+                              <a:ext uri="{28A0092B-C50C-407E-A947-70E740481C1C}">
+                                <a14:useLocalDpi xmlns:a14="http://schemas.microsoft.com/office/drawing/2010/main" val="0"/>
+                              </a:ext>
+                            </a:extLst>
+                          </a:blip>
+                          <a:srcRect/>
+                          <a:stretch>
+                            <a:fillRect/>
+                          </a:stretch>
+                        </pic:blipFill>
+                        <pic:spPr bwMode="auto">
+                          <a:xfrm>
+                            <a:off x="0" y="0"/>
+                            <a:ext cx="4320000" cy="3240264"/>
+                          </a:xfrm>
+                          <a:prstGeom prst="rect">
+                            <a:avLst/>
+                          </a:prstGeom>
+                          <a:noFill/>
+                          <a:ln>
+                            <a:noFill/>
+                          </a:ln>
+                        </pic:spPr>
+                      </pic:pic>
+                    </a:graphicData>
+                  </a:graphic>
+                </wp:inline>
+              </w:drawing>
+            </w:r>
           </w:p>
         </w:tc>
       </w:tr>
       <w:tr>
         <w:tc>
           <w:tcPr>
-            <w:tcW w:w="806" w:type="pct"/>
+            <w:tcW w:w="653" w:type="pct"/>
             <w:tcBorders>
               <w:top w:val="single" w:sz="4" w:space="0" w:color="auto"/>
               <w:left w:val="nil"/>
@@ -555,7 +634,7 @@
         </w:tc>
         <w:tc>
           <w:tcPr>
-            <w:tcW w:w="4194" w:type="pct"/>
+            <w:tcW w:w="4347" w:type="pct"/>
             <w:gridSpan w:val="5"/>
             <w:tcBorders>
               <w:top w:val="single" w:sz="4" w:space="0" w:color="auto"/>
@@ -595,7 +674,7 @@
       </w:pPr>
     </w:p>
     <w:sectPr>
-      <w:footerReference w:type="default" r:id="rId7"/>
+      <w:footerReference w:type="default" r:id="rId8"/>
       <w:pgSz w:w="11906" w:h="16838"/>
       <w:pgMar w:top="1440" w:right="1800" w:bottom="1440" w:left="1800" w:header="851" w:footer="567" w:gutter="0"/>
       <w:cols w:space="425"/>
@@ -654,9 +733,6 @@
             <w:pPr>
               <w:pStyle w:val="af1"/>
               <w:jc w:val="center"/>
-              <w:rPr>
-                <w:rFonts w:hint="eastAsia"/>
-              </w:rPr>
             </w:pPr>
             <w:r>
               <w:rPr>

--- a/Internship/计算机工程学院张树彬教师校外教学指导会议记录.docx
+++ b/Internship/计算机工程学院张树彬教师校外教学指导会议记录.docx
@@ -7,7 +7,7 @@
         <w:pStyle w:val="1"/>
       </w:pPr>
       <w:r>
-        <w:t>校外实习指导教师会议记录表（之一）</w:t>
+        <w:t>校外实习指导教师会议记录表（一）</w:t>
       </w:r>
     </w:p>
     <w:tbl>
@@ -161,7 +161,7 @@
         </w:tc>
         <w:tc>
           <w:tcPr>
-            <w:tcW w:w="762" w:type="pct"/>
+            <w:tcW w:w="763" w:type="pct"/>
             <w:vAlign w:val="center"/>
           </w:tcPr>
           <w:p>
@@ -277,6 +277,14 @@
               </w:rPr>
               <w:t>5</w:t>
             </w:r>
+            <w:r>
+              <w:rPr>
+                <w:rFonts w:hint="eastAsia"/>
+                <w:sz w:val="21"/>
+                <w:szCs w:val="21"/>
+              </w:rPr>
+              <w:t>+3</w:t>
+            </w:r>
           </w:p>
         </w:tc>
         <w:tc>
@@ -305,7 +313,7 @@
         </w:tc>
         <w:tc>
           <w:tcPr>
-            <w:tcW w:w="762" w:type="pct"/>
+            <w:tcW w:w="763" w:type="pct"/>
             <w:vAlign w:val="center"/>
           </w:tcPr>
           <w:p>
@@ -323,7 +331,7 @@
                 <w:sz w:val="21"/>
                 <w:szCs w:val="21"/>
               </w:rPr>
-              <w:t>4</w:t>
+              <w:t>1</w:t>
             </w:r>
           </w:p>
         </w:tc>
@@ -665,6 +673,687 @@
         </w:tc>
       </w:tr>
     </w:tbl>
+    <w:p>
+      <w:pPr>
+        <w:pStyle w:val="1"/>
+      </w:pPr>
+      <w:r>
+        <w:lastRenderedPageBreak/>
+        <w:t>校外实习指导教师会议记录表（</w:t>
+      </w:r>
+      <w:r>
+        <w:rPr>
+          <w:rFonts w:hint="eastAsia"/>
+        </w:rPr>
+        <w:t>二</w:t>
+      </w:r>
+      <w:r>
+        <w:t>）</w:t>
+      </w:r>
+    </w:p>
+    <w:tbl>
+      <w:tblPr>
+        <w:tblStyle w:val="ae"/>
+        <w:tblW w:w="5000" w:type="pct"/>
+        <w:tblLook w:val="04A0" w:firstRow="1" w:lastRow="0" w:firstColumn="1" w:lastColumn="0" w:noHBand="0" w:noVBand="1"/>
+      </w:tblPr>
+      <w:tblGrid>
+        <w:gridCol w:w="1083"/>
+        <w:gridCol w:w="1638"/>
+        <w:gridCol w:w="1314"/>
+        <w:gridCol w:w="1681"/>
+        <w:gridCol w:w="1314"/>
+        <w:gridCol w:w="1266"/>
+      </w:tblGrid>
+      <w:tr>
+        <w:tc>
+          <w:tcPr>
+            <w:tcW w:w="653" w:type="pct"/>
+            <w:vAlign w:val="center"/>
+          </w:tcPr>
+          <w:p>
+            <w:pPr>
+              <w:spacing w:beforeLines="50" w:before="156" w:afterLines="50" w:after="156"/>
+              <w:jc w:val="center"/>
+              <w:rPr>
+                <w:sz w:val="21"/>
+                <w:szCs w:val="21"/>
+              </w:rPr>
+            </w:pPr>
+            <w:r>
+              <w:rPr>
+                <w:rFonts w:hint="eastAsia"/>
+                <w:sz w:val="21"/>
+                <w:szCs w:val="21"/>
+              </w:rPr>
+              <w:t>班级</w:t>
+            </w:r>
+          </w:p>
+        </w:tc>
+        <w:tc>
+          <w:tcPr>
+            <w:tcW w:w="987" w:type="pct"/>
+            <w:vAlign w:val="center"/>
+          </w:tcPr>
+          <w:p>
+            <w:pPr>
+              <w:spacing w:beforeLines="50" w:before="156" w:afterLines="50" w:after="156"/>
+              <w:jc w:val="center"/>
+              <w:rPr>
+                <w:sz w:val="21"/>
+                <w:szCs w:val="21"/>
+              </w:rPr>
+            </w:pPr>
+            <w:r>
+              <w:rPr>
+                <w:rFonts w:hint="eastAsia"/>
+                <w:sz w:val="21"/>
+                <w:szCs w:val="21"/>
+              </w:rPr>
+              <w:t>25</w:t>
+            </w:r>
+            <w:r>
+              <w:rPr>
+                <w:rFonts w:hint="eastAsia"/>
+                <w:sz w:val="21"/>
+                <w:szCs w:val="21"/>
+              </w:rPr>
+              <w:t>计算机</w:t>
+            </w:r>
+            <w:r>
+              <w:rPr>
+                <w:rFonts w:hint="eastAsia"/>
+                <w:sz w:val="21"/>
+                <w:szCs w:val="21"/>
+              </w:rPr>
+              <w:t>Z1</w:t>
+            </w:r>
+          </w:p>
+        </w:tc>
+        <w:tc>
+          <w:tcPr>
+            <w:tcW w:w="792" w:type="pct"/>
+            <w:vAlign w:val="center"/>
+          </w:tcPr>
+          <w:p>
+            <w:pPr>
+              <w:spacing w:beforeLines="50" w:before="156" w:afterLines="50" w:after="156"/>
+              <w:jc w:val="center"/>
+              <w:rPr>
+                <w:sz w:val="21"/>
+                <w:szCs w:val="21"/>
+              </w:rPr>
+            </w:pPr>
+            <w:r>
+              <w:rPr>
+                <w:rFonts w:hint="eastAsia"/>
+                <w:sz w:val="21"/>
+                <w:szCs w:val="21"/>
+              </w:rPr>
+              <w:t>时间</w:t>
+            </w:r>
+          </w:p>
+        </w:tc>
+        <w:tc>
+          <w:tcPr>
+            <w:tcW w:w="1013" w:type="pct"/>
+          </w:tcPr>
+          <w:p>
+            <w:pPr>
+              <w:spacing w:beforeLines="50" w:before="156" w:afterLines="50" w:after="156"/>
+              <w:rPr>
+                <w:sz w:val="21"/>
+                <w:szCs w:val="21"/>
+              </w:rPr>
+            </w:pPr>
+            <w:r>
+              <w:rPr>
+                <w:rFonts w:hint="eastAsia"/>
+                <w:sz w:val="21"/>
+                <w:szCs w:val="21"/>
+              </w:rPr>
+              <w:t>2026-05-11</w:t>
+            </w:r>
+          </w:p>
+        </w:tc>
+        <w:tc>
+          <w:tcPr>
+            <w:tcW w:w="792" w:type="pct"/>
+            <w:vAlign w:val="center"/>
+          </w:tcPr>
+          <w:p>
+            <w:pPr>
+              <w:spacing w:beforeLines="50" w:before="156" w:afterLines="50" w:after="156"/>
+              <w:jc w:val="center"/>
+              <w:rPr>
+                <w:sz w:val="21"/>
+                <w:szCs w:val="21"/>
+              </w:rPr>
+            </w:pPr>
+            <w:r>
+              <w:rPr>
+                <w:rFonts w:hint="eastAsia"/>
+                <w:sz w:val="21"/>
+                <w:szCs w:val="21"/>
+              </w:rPr>
+              <w:t>地点</w:t>
+            </w:r>
+          </w:p>
+        </w:tc>
+        <w:tc>
+          <w:tcPr>
+            <w:tcW w:w="762" w:type="pct"/>
+            <w:vAlign w:val="center"/>
+          </w:tcPr>
+          <w:p>
+            <w:pPr>
+              <w:spacing w:beforeLines="50" w:before="156" w:afterLines="50" w:after="156"/>
+              <w:jc w:val="center"/>
+              <w:rPr>
+                <w:sz w:val="21"/>
+                <w:szCs w:val="21"/>
+              </w:rPr>
+            </w:pPr>
+            <w:r>
+              <w:rPr>
+                <w:rFonts w:hint="eastAsia"/>
+                <w:sz w:val="21"/>
+                <w:szCs w:val="21"/>
+              </w:rPr>
+              <w:t>4-302a</w:t>
+            </w:r>
+          </w:p>
+        </w:tc>
+      </w:tr>
+      <w:tr>
+        <w:tc>
+          <w:tcPr>
+            <w:tcW w:w="653" w:type="pct"/>
+            <w:vAlign w:val="center"/>
+          </w:tcPr>
+          <w:p>
+            <w:pPr>
+              <w:spacing w:beforeLines="50" w:before="156" w:afterLines="50" w:after="156"/>
+              <w:jc w:val="center"/>
+              <w:rPr>
+                <w:sz w:val="21"/>
+                <w:szCs w:val="21"/>
+              </w:rPr>
+            </w:pPr>
+            <w:r>
+              <w:rPr>
+                <w:rFonts w:hint="eastAsia"/>
+                <w:sz w:val="21"/>
+                <w:szCs w:val="21"/>
+              </w:rPr>
+              <w:t>应到人数</w:t>
+            </w:r>
+          </w:p>
+        </w:tc>
+        <w:tc>
+          <w:tcPr>
+            <w:tcW w:w="987" w:type="pct"/>
+            <w:vAlign w:val="center"/>
+          </w:tcPr>
+          <w:p>
+            <w:pPr>
+              <w:spacing w:beforeLines="50" w:before="156" w:afterLines="50" w:after="156"/>
+              <w:jc w:val="center"/>
+              <w:rPr>
+                <w:sz w:val="21"/>
+                <w:szCs w:val="21"/>
+              </w:rPr>
+            </w:pPr>
+            <w:r>
+              <w:rPr>
+                <w:rFonts w:hint="eastAsia"/>
+                <w:sz w:val="21"/>
+                <w:szCs w:val="21"/>
+              </w:rPr>
+              <w:t>9</w:t>
+            </w:r>
+          </w:p>
+        </w:tc>
+        <w:tc>
+          <w:tcPr>
+            <w:tcW w:w="792" w:type="pct"/>
+            <w:vAlign w:val="center"/>
+          </w:tcPr>
+          <w:p>
+            <w:pPr>
+              <w:spacing w:beforeLines="50" w:before="156" w:afterLines="50" w:after="156"/>
+              <w:jc w:val="center"/>
+              <w:rPr>
+                <w:sz w:val="21"/>
+                <w:szCs w:val="21"/>
+              </w:rPr>
+            </w:pPr>
+            <w:r>
+              <w:rPr>
+                <w:rFonts w:hint="eastAsia"/>
+                <w:sz w:val="21"/>
+                <w:szCs w:val="21"/>
+              </w:rPr>
+              <w:t>实到人数</w:t>
+            </w:r>
+          </w:p>
+        </w:tc>
+        <w:tc>
+          <w:tcPr>
+            <w:tcW w:w="1013" w:type="pct"/>
+          </w:tcPr>
+          <w:p>
+            <w:pPr>
+              <w:spacing w:beforeLines="50" w:before="156" w:afterLines="50" w:after="156"/>
+              <w:rPr>
+                <w:sz w:val="21"/>
+                <w:szCs w:val="21"/>
+              </w:rPr>
+            </w:pPr>
+            <w:r>
+              <w:rPr>
+                <w:rFonts w:hint="eastAsia"/>
+                <w:sz w:val="21"/>
+                <w:szCs w:val="21"/>
+              </w:rPr>
+              <w:t>5+3</w:t>
+            </w:r>
+          </w:p>
+        </w:tc>
+        <w:tc>
+          <w:tcPr>
+            <w:tcW w:w="792" w:type="pct"/>
+            <w:vAlign w:val="center"/>
+          </w:tcPr>
+          <w:p>
+            <w:pPr>
+              <w:spacing w:beforeLines="50" w:before="156" w:afterLines="50" w:after="156"/>
+              <w:jc w:val="center"/>
+              <w:rPr>
+                <w:sz w:val="21"/>
+                <w:szCs w:val="21"/>
+              </w:rPr>
+            </w:pPr>
+            <w:r>
+              <w:rPr>
+                <w:rFonts w:hint="eastAsia"/>
+                <w:sz w:val="21"/>
+                <w:szCs w:val="21"/>
+              </w:rPr>
+              <w:t>未到人数</w:t>
+            </w:r>
+          </w:p>
+        </w:tc>
+        <w:tc>
+          <w:tcPr>
+            <w:tcW w:w="762" w:type="pct"/>
+            <w:vAlign w:val="center"/>
+          </w:tcPr>
+          <w:p>
+            <w:pPr>
+              <w:spacing w:beforeLines="50" w:before="156" w:afterLines="50" w:after="156"/>
+              <w:jc w:val="center"/>
+              <w:rPr>
+                <w:sz w:val="21"/>
+                <w:szCs w:val="21"/>
+              </w:rPr>
+            </w:pPr>
+            <w:r>
+              <w:rPr>
+                <w:rFonts w:hint="eastAsia"/>
+                <w:sz w:val="21"/>
+                <w:szCs w:val="21"/>
+              </w:rPr>
+              <w:t>1</w:t>
+            </w:r>
+          </w:p>
+        </w:tc>
+      </w:tr>
+      <w:tr>
+        <w:tc>
+          <w:tcPr>
+            <w:tcW w:w="653" w:type="pct"/>
+            <w:tcBorders>
+              <w:bottom w:val="single" w:sz="4" w:space="0" w:color="auto"/>
+            </w:tcBorders>
+            <w:vAlign w:val="center"/>
+          </w:tcPr>
+          <w:p>
+            <w:pPr>
+              <w:spacing w:beforeLines="50" w:before="156" w:afterLines="50" w:after="156"/>
+              <w:jc w:val="center"/>
+              <w:rPr>
+                <w:sz w:val="21"/>
+                <w:szCs w:val="21"/>
+              </w:rPr>
+            </w:pPr>
+            <w:r>
+              <w:rPr>
+                <w:rFonts w:hint="eastAsia"/>
+                <w:sz w:val="21"/>
+                <w:szCs w:val="21"/>
+              </w:rPr>
+              <w:t>会议要点</w:t>
+            </w:r>
+          </w:p>
+        </w:tc>
+        <w:tc>
+          <w:tcPr>
+            <w:tcW w:w="4347" w:type="pct"/>
+            <w:gridSpan w:val="5"/>
+            <w:tcBorders>
+              <w:bottom w:val="single" w:sz="4" w:space="0" w:color="auto"/>
+            </w:tcBorders>
+          </w:tcPr>
+          <w:p>
+            <w:pPr>
+              <w:pStyle w:val="a9"/>
+              <w:numPr>
+                <w:ilvl w:val="0"/>
+                <w:numId w:val="1"/>
+              </w:numPr>
+              <w:spacing w:beforeLines="50" w:before="156" w:afterLines="50" w:after="156"/>
+              <w:contextualSpacing w:val="0"/>
+              <w:rPr>
+                <w:sz w:val="21"/>
+                <w:szCs w:val="21"/>
+              </w:rPr>
+            </w:pPr>
+            <w:r>
+              <w:rPr>
+                <w:rFonts w:hint="eastAsia"/>
+                <w:sz w:val="21"/>
+                <w:szCs w:val="21"/>
+              </w:rPr>
+              <w:t>实习动员</w:t>
+            </w:r>
+          </w:p>
+          <w:p>
+            <w:pPr>
+              <w:pStyle w:val="a9"/>
+              <w:numPr>
+                <w:ilvl w:val="0"/>
+                <w:numId w:val="1"/>
+              </w:numPr>
+              <w:spacing w:beforeLines="50" w:before="156" w:afterLines="50" w:after="156"/>
+              <w:contextualSpacing w:val="0"/>
+              <w:rPr>
+                <w:sz w:val="21"/>
+                <w:szCs w:val="21"/>
+              </w:rPr>
+            </w:pPr>
+            <w:r>
+              <w:rPr>
+                <w:rFonts w:hint="eastAsia"/>
+                <w:sz w:val="21"/>
+                <w:szCs w:val="21"/>
+              </w:rPr>
+              <w:t>校友</w:t>
+            </w:r>
+            <w:proofErr w:type="gramStart"/>
+            <w:r>
+              <w:rPr>
+                <w:rFonts w:hint="eastAsia"/>
+                <w:sz w:val="21"/>
+                <w:szCs w:val="21"/>
+              </w:rPr>
+              <w:t>帮使用</w:t>
+            </w:r>
+            <w:proofErr w:type="gramEnd"/>
+            <w:r>
+              <w:rPr>
+                <w:rFonts w:hint="eastAsia"/>
+                <w:sz w:val="21"/>
+                <w:szCs w:val="21"/>
+              </w:rPr>
+              <w:t>答疑</w:t>
+            </w:r>
+          </w:p>
+          <w:p>
+            <w:pPr>
+              <w:pStyle w:val="a9"/>
+              <w:numPr>
+                <w:ilvl w:val="0"/>
+                <w:numId w:val="1"/>
+              </w:numPr>
+              <w:spacing w:beforeLines="50" w:before="156" w:afterLines="50" w:after="156"/>
+              <w:contextualSpacing w:val="0"/>
+              <w:rPr>
+                <w:sz w:val="21"/>
+                <w:szCs w:val="21"/>
+              </w:rPr>
+            </w:pPr>
+            <w:r>
+              <w:rPr>
+                <w:rFonts w:hint="eastAsia"/>
+                <w:sz w:val="21"/>
+                <w:szCs w:val="21"/>
+              </w:rPr>
+              <w:t>确认校外实习承诺书</w:t>
+            </w:r>
+          </w:p>
+          <w:p>
+            <w:pPr>
+              <w:pStyle w:val="a9"/>
+              <w:numPr>
+                <w:ilvl w:val="0"/>
+                <w:numId w:val="1"/>
+              </w:numPr>
+              <w:spacing w:beforeLines="50" w:before="156" w:afterLines="50" w:after="156"/>
+              <w:contextualSpacing w:val="0"/>
+              <w:rPr>
+                <w:sz w:val="21"/>
+                <w:szCs w:val="21"/>
+              </w:rPr>
+            </w:pPr>
+            <w:r>
+              <w:rPr>
+                <w:rFonts w:hint="eastAsia"/>
+                <w:sz w:val="21"/>
+                <w:szCs w:val="21"/>
+              </w:rPr>
+              <w:t>确认家长回执</w:t>
+            </w:r>
+          </w:p>
+          <w:p>
+            <w:pPr>
+              <w:pStyle w:val="a9"/>
+              <w:numPr>
+                <w:ilvl w:val="0"/>
+                <w:numId w:val="1"/>
+              </w:numPr>
+              <w:spacing w:beforeLines="50" w:before="156" w:afterLines="50" w:after="156"/>
+              <w:contextualSpacing w:val="0"/>
+              <w:rPr>
+                <w:sz w:val="21"/>
+                <w:szCs w:val="21"/>
+              </w:rPr>
+            </w:pPr>
+            <w:r>
+              <w:rPr>
+                <w:rFonts w:hint="eastAsia"/>
+                <w:sz w:val="21"/>
+                <w:szCs w:val="21"/>
+              </w:rPr>
+              <w:t>答疑</w:t>
+            </w:r>
+          </w:p>
+        </w:tc>
+      </w:tr>
+      <w:tr>
+        <w:tc>
+          <w:tcPr>
+            <w:tcW w:w="653" w:type="pct"/>
+            <w:tcBorders>
+              <w:bottom w:val="single" w:sz="4" w:space="0" w:color="auto"/>
+            </w:tcBorders>
+            <w:vAlign w:val="center"/>
+          </w:tcPr>
+          <w:p>
+            <w:pPr>
+              <w:spacing w:beforeLines="50" w:before="156" w:afterLines="50" w:after="156"/>
+              <w:jc w:val="center"/>
+              <w:rPr>
+                <w:sz w:val="21"/>
+                <w:szCs w:val="21"/>
+              </w:rPr>
+            </w:pPr>
+            <w:r>
+              <w:rPr>
+                <w:rFonts w:hint="eastAsia"/>
+                <w:sz w:val="21"/>
+                <w:szCs w:val="21"/>
+              </w:rPr>
+              <w:t>佐证材料</w:t>
+            </w:r>
+          </w:p>
+        </w:tc>
+        <w:tc>
+          <w:tcPr>
+            <w:tcW w:w="4347" w:type="pct"/>
+            <w:gridSpan w:val="5"/>
+            <w:tcBorders>
+              <w:bottom w:val="single" w:sz="4" w:space="0" w:color="auto"/>
+            </w:tcBorders>
+          </w:tcPr>
+          <w:p>
+            <w:pPr>
+              <w:spacing w:beforeLines="50" w:before="156" w:afterLines="50" w:after="156"/>
+              <w:jc w:val="center"/>
+              <w:rPr>
+                <w:sz w:val="21"/>
+                <w:szCs w:val="21"/>
+              </w:rPr>
+            </w:pPr>
+            <w:r>
+              <w:rPr>
+                <w:rFonts w:hint="eastAsia"/>
+                <w:noProof/>
+              </w:rPr>
+              <w:drawing>
+                <wp:inline distT="0" distB="0" distL="0" distR="0" wp14:anchorId="16C237C5" wp14:editId="33E2425B">
+                  <wp:extent cx="4320000" cy="3240264"/>
+                  <wp:effectExtent l="0" t="0" r="4445" b="0"/>
+                  <wp:docPr id="1553961938" name="图片 1"/>
+                  <wp:cNvGraphicFramePr>
+                    <a:graphicFrameLocks xmlns:a="http://schemas.openxmlformats.org/drawingml/2006/main" noChangeAspect="1"/>
+                  </wp:cNvGraphicFramePr>
+                  <a:graphic xmlns:a="http://schemas.openxmlformats.org/drawingml/2006/main">
+                    <a:graphicData uri="http://schemas.openxmlformats.org/drawingml/2006/picture">
+                      <pic:pic xmlns:pic="http://schemas.openxmlformats.org/drawingml/2006/picture">
+                        <pic:nvPicPr>
+                          <pic:cNvPr id="0" name="Picture 1"/>
+                          <pic:cNvPicPr>
+                            <a:picLocks noChangeAspect="1" noChangeArrowheads="1"/>
+                          </pic:cNvPicPr>
+                        </pic:nvPicPr>
+                        <pic:blipFill>
+                          <a:blip r:embed="rId7" cstate="print">
+                            <a:extLst>
+                              <a:ext uri="{28A0092B-C50C-407E-A947-70E740481C1C}">
+                                <a14:useLocalDpi xmlns:a14="http://schemas.microsoft.com/office/drawing/2010/main" val="0"/>
+                              </a:ext>
+                            </a:extLst>
+                          </a:blip>
+                          <a:srcRect/>
+                          <a:stretch>
+                            <a:fillRect/>
+                          </a:stretch>
+                        </pic:blipFill>
+                        <pic:spPr bwMode="auto">
+                          <a:xfrm>
+                            <a:off x="0" y="0"/>
+                            <a:ext cx="4320000" cy="3240264"/>
+                          </a:xfrm>
+                          <a:prstGeom prst="rect">
+                            <a:avLst/>
+                          </a:prstGeom>
+                          <a:noFill/>
+                          <a:ln>
+                            <a:noFill/>
+                          </a:ln>
+                        </pic:spPr>
+                      </pic:pic>
+                    </a:graphicData>
+                  </a:graphic>
+                </wp:inline>
+              </w:drawing>
+            </w:r>
+          </w:p>
+        </w:tc>
+      </w:tr>
+      <w:tr>
+        <w:tc>
+          <w:tcPr>
+            <w:tcW w:w="653" w:type="pct"/>
+            <w:tcBorders>
+              <w:top w:val="single" w:sz="4" w:space="0" w:color="auto"/>
+              <w:left w:val="nil"/>
+              <w:bottom w:val="nil"/>
+              <w:right w:val="nil"/>
+            </w:tcBorders>
+            <w:vAlign w:val="center"/>
+          </w:tcPr>
+          <w:p>
+            <w:pPr>
+              <w:spacing w:beforeLines="50" w:before="156" w:afterLines="50" w:after="156"/>
+              <w:jc w:val="center"/>
+              <w:rPr>
+                <w:sz w:val="21"/>
+                <w:szCs w:val="21"/>
+              </w:rPr>
+            </w:pPr>
+            <w:r>
+              <w:rPr>
+                <w:rFonts w:hint="eastAsia"/>
+                <w:sz w:val="21"/>
+                <w:szCs w:val="21"/>
+              </w:rPr>
+              <w:t>指导老师</w:t>
+            </w:r>
+          </w:p>
+        </w:tc>
+        <w:tc>
+          <w:tcPr>
+            <w:tcW w:w="4347" w:type="pct"/>
+            <w:gridSpan w:val="5"/>
+            <w:tcBorders>
+              <w:top w:val="single" w:sz="4" w:space="0" w:color="auto"/>
+              <w:left w:val="nil"/>
+              <w:bottom w:val="single" w:sz="4" w:space="0" w:color="auto"/>
+              <w:right w:val="nil"/>
+            </w:tcBorders>
+            <w:vAlign w:val="center"/>
+          </w:tcPr>
+          <w:p>
+            <w:pPr>
+              <w:spacing w:beforeLines="50" w:before="156" w:afterLines="50" w:after="156"/>
+              <w:jc w:val="both"/>
+              <w:rPr>
+                <w:sz w:val="21"/>
+                <w:szCs w:val="21"/>
+              </w:rPr>
+            </w:pPr>
+            <w:r>
+              <w:rPr>
+                <w:rFonts w:hint="eastAsia"/>
+                <w:sz w:val="21"/>
+                <w:szCs w:val="21"/>
+              </w:rPr>
+              <w:t>张树彬</w:t>
+            </w:r>
+          </w:p>
+        </w:tc>
+      </w:tr>
+    </w:tbl>
+    <w:p>
+      <w:pPr>
+        <w:rPr>
+          <w:sz w:val="21"/>
+          <w:szCs w:val="21"/>
+        </w:rPr>
+      </w:pPr>
+    </w:p>
     <w:p>
       <w:pPr>
         <w:rPr>
